--- a/services/certificates/templates/dti.docx
+++ b/services/certificates/templates/dti.docx
@@ -782,359 +782,375 @@
       <w:pPr>
         <w:pStyle w:val="10"/>
         <w:rPr>
-          <w:rFonts w:ascii="Bahnschrift Light" w:hAnsi="Bahnschrift Light"/>
-          <w:sz w:val="24"/>
-          <w:szCs w:val="24"/>
-        </w:rPr>
-      </w:pPr>
-    </w:p>
-    <w:p>
-      <w:pPr>
-        <w:pStyle w:val="10"/>
-        <w:rPr>
-          <w:b/>
-        </w:rPr>
-      </w:pPr>
-      <w:r>
-        <w:rPr>
-          <w:rFonts w:ascii="Bahnschrift Light" w:hAnsi="Bahnschrift Light"/>
-          <w:b/>
-          <w:sz w:val="24"/>
-          <w:szCs w:val="24"/>
-        </w:rPr>
-        <w:t>TO WHOM IT MAY CONCERN :</w:t>
-      </w:r>
-      <w:r>
-        <w:rPr>
-          <w:b/>
+          <w:rFonts w:hint="default" w:ascii="Arial" w:hAnsi="Arial" w:cs="Arial"/>
+          <w:sz w:val="24"/>
+          <w:szCs w:val="24"/>
+        </w:rPr>
+      </w:pPr>
+    </w:p>
+    <w:p>
+      <w:pPr>
+        <w:pStyle w:val="10"/>
+        <w:rPr>
+          <w:rFonts w:hint="default" w:ascii="Arial" w:hAnsi="Arial" w:cs="Arial"/>
+          <w:b/>
+          <w:sz w:val="24"/>
+          <w:szCs w:val="24"/>
+        </w:rPr>
+      </w:pPr>
+      <w:r>
+        <w:rPr>
+          <w:rFonts w:hint="default" w:ascii="Arial" w:hAnsi="Arial" w:cs="Arial"/>
+          <w:b/>
+          <w:sz w:val="24"/>
+          <w:szCs w:val="24"/>
+        </w:rPr>
+        <w:t xml:space="preserve">TO WHOM IT MAY CONCERN : </w:t>
+      </w:r>
+    </w:p>
+    <w:p>
+      <w:pPr>
+        <w:pStyle w:val="10"/>
+        <w:rPr>
+          <w:rFonts w:hint="default" w:ascii="Arial" w:hAnsi="Arial" w:cs="Arial"/>
+          <w:sz w:val="24"/>
+          <w:szCs w:val="24"/>
+        </w:rPr>
+      </w:pPr>
+    </w:p>
+    <w:p>
+      <w:pPr>
+        <w:pStyle w:val="10"/>
+        <w:rPr>
+          <w:rFonts w:hint="default" w:ascii="Arial" w:hAnsi="Arial" w:cs="Arial"/>
+          <w:sz w:val="24"/>
+          <w:szCs w:val="24"/>
+        </w:rPr>
+      </w:pPr>
+    </w:p>
+    <w:p>
+      <w:pPr>
+        <w:pStyle w:val="10"/>
+        <w:rPr>
+          <w:rFonts w:hint="default" w:ascii="Arial" w:hAnsi="Arial" w:cs="Arial"/>
+          <w:sz w:val="24"/>
+          <w:szCs w:val="24"/>
+        </w:rPr>
+      </w:pPr>
+    </w:p>
+    <w:p>
+      <w:pPr>
+        <w:pStyle w:val="10"/>
+        <w:rPr>
+          <w:rFonts w:hint="default" w:ascii="Arial" w:hAnsi="Arial" w:cs="Arial"/>
+          <w:sz w:val="24"/>
+          <w:szCs w:val="24"/>
+        </w:rPr>
+      </w:pPr>
+      <w:r>
+        <w:rPr>
+          <w:rFonts w:hint="default" w:ascii="Arial" w:hAnsi="Arial" w:cs="Arial"/>
+          <w:sz w:val="24"/>
+          <w:szCs w:val="24"/>
+        </w:rPr>
+        <w:t xml:space="preserve">                      THIS IS TO CERTIFY  THAT  </w:t>
+      </w:r>
+      <w:r>
+        <w:rPr>
+          <w:rFonts w:hint="default" w:ascii="Arial" w:hAnsi="Arial" w:cs="Arial"/>
+          <w:b/>
+          <w:bCs/>
+          <w:sz w:val="24"/>
+          <w:szCs w:val="24"/>
+          <w:u w:val="none"/>
+          <w:lang w:val="en-US"/>
+        </w:rPr>
+        <w:t>${f</w:t>
+      </w:r>
+      <w:r>
+        <w:rPr>
+          <w:rFonts w:hint="default" w:ascii="Arial" w:hAnsi="Arial" w:cs="Arial"/>
+          <w:b/>
+          <w:bCs/>
+          <w:sz w:val="24"/>
+          <w:szCs w:val="24"/>
+          <w:u w:val="none"/>
+          <w:lang w:val="en-PH"/>
+        </w:rPr>
+        <w:t>irst_name</w:t>
+      </w:r>
+      <w:r>
+        <w:rPr>
+          <w:rFonts w:hint="default" w:ascii="Arial" w:hAnsi="Arial" w:cs="Arial"/>
+          <w:b/>
+          <w:bCs/>
+          <w:sz w:val="24"/>
+          <w:szCs w:val="24"/>
+          <w:u w:val="none"/>
+          <w:lang w:val="en-US"/>
+        </w:rPr>
+        <w:t>}</w:t>
+      </w:r>
+      <w:r>
+        <w:rPr>
+          <w:rFonts w:hint="default" w:ascii="Arial" w:hAnsi="Arial" w:cs="Arial"/>
+          <w:b/>
+          <w:bCs/>
+          <w:sz w:val="24"/>
+          <w:szCs w:val="24"/>
+          <w:u w:val="none"/>
+          <w:lang w:val="en-PH"/>
         </w:rPr>
         <w:t xml:space="preserve"> </w:t>
       </w:r>
-    </w:p>
-    <w:p>
-      <w:pPr>
-        <w:pStyle w:val="10"/>
-      </w:pPr>
-    </w:p>
-    <w:p>
-      <w:pPr>
-        <w:pStyle w:val="10"/>
-      </w:pPr>
-    </w:p>
-    <w:p>
-      <w:pPr>
-        <w:pStyle w:val="10"/>
-      </w:pPr>
-    </w:p>
-    <w:p>
-      <w:pPr>
-        <w:pStyle w:val="10"/>
-        <w:rPr>
-          <w:rFonts w:ascii="Bahnschrift Light" w:hAnsi="Bahnschrift Light"/>
-          <w:sz w:val="24"/>
-          <w:szCs w:val="24"/>
-        </w:rPr>
-      </w:pPr>
-      <w:r>
-        <w:rPr>
-          <w:rFonts w:ascii="Bahnschrift Light" w:hAnsi="Bahnschrift Light"/>
-          <w:sz w:val="24"/>
-          <w:szCs w:val="24"/>
-        </w:rPr>
-        <w:t xml:space="preserve">                      THIS IS TO CERTIFY  THAT  MISS. </w:t>
-      </w:r>
-      <w:r>
-        <w:rPr>
-          <w:rFonts w:hint="default" w:ascii="Arial Rounded MT Bold" w:hAnsi="Arial Rounded MT Bold" w:cs="Arial Rounded MT Bold"/>
-          <w:b w:val="0"/>
-          <w:bCs w:val="0"/>
-          <w:sz w:val="22"/>
-          <w:szCs w:val="22"/>
-          <w:u w:val="single"/>
+      <w:r>
+        <w:rPr>
+          <w:rFonts w:hint="default" w:ascii="Arial" w:hAnsi="Arial" w:cs="Arial"/>
+          <w:b/>
+          <w:bCs/>
+          <w:sz w:val="24"/>
+          <w:szCs w:val="24"/>
+          <w:u w:val="none"/>
           <w:lang w:val="en-US"/>
         </w:rPr>
-        <w:t>${f</w:t>
-      </w:r>
-      <w:r>
-        <w:rPr>
-          <w:rFonts w:hint="default" w:ascii="Arial Rounded MT Bold" w:hAnsi="Arial Rounded MT Bold" w:cs="Arial Rounded MT Bold"/>
-          <w:b w:val="0"/>
-          <w:bCs w:val="0"/>
-          <w:sz w:val="22"/>
-          <w:szCs w:val="22"/>
-          <w:u w:val="single"/>
+        <w:t>${</w:t>
+      </w:r>
+      <w:r>
+        <w:rPr>
+          <w:rFonts w:hint="default" w:ascii="Arial" w:hAnsi="Arial" w:cs="Arial"/>
+          <w:b/>
+          <w:bCs/>
+          <w:sz w:val="24"/>
+          <w:szCs w:val="24"/>
+          <w:u w:val="none"/>
           <w:lang w:val="en-PH"/>
         </w:rPr>
-        <w:t>irst_name</w:t>
-      </w:r>
-      <w:r>
-        <w:rPr>
-          <w:rFonts w:hint="default" w:ascii="Arial Rounded MT Bold" w:hAnsi="Arial Rounded MT Bold" w:cs="Arial Rounded MT Bold"/>
-          <w:b w:val="0"/>
-          <w:bCs w:val="0"/>
-          <w:sz w:val="22"/>
-          <w:szCs w:val="22"/>
-          <w:u w:val="single"/>
+        <w:t>middle_name</w:t>
+      </w:r>
+      <w:r>
+        <w:rPr>
+          <w:rFonts w:hint="default" w:ascii="Arial" w:hAnsi="Arial" w:cs="Arial"/>
+          <w:b/>
+          <w:bCs/>
+          <w:sz w:val="24"/>
+          <w:szCs w:val="24"/>
+          <w:u w:val="none"/>
           <w:lang w:val="en-US"/>
         </w:rPr>
         <w:t>}</w:t>
       </w:r>
       <w:r>
         <w:rPr>
-          <w:rFonts w:hint="default" w:ascii="Arial Rounded MT Bold" w:hAnsi="Arial Rounded MT Bold" w:cs="Arial Rounded MT Bold"/>
-          <w:b w:val="0"/>
-          <w:bCs w:val="0"/>
-          <w:sz w:val="22"/>
-          <w:szCs w:val="22"/>
-          <w:u w:val="single"/>
+          <w:rFonts w:hint="default" w:ascii="Arial" w:hAnsi="Arial" w:cs="Arial"/>
+          <w:b/>
+          <w:bCs/>
+          <w:sz w:val="24"/>
+          <w:szCs w:val="24"/>
+          <w:u w:val="none"/>
           <w:lang w:val="en-PH"/>
         </w:rPr>
         <w:t xml:space="preserve"> </w:t>
       </w:r>
       <w:r>
         <w:rPr>
-          <w:rFonts w:hint="default" w:ascii="Arial Rounded MT Bold" w:hAnsi="Arial Rounded MT Bold" w:cs="Arial Rounded MT Bold"/>
-          <w:b w:val="0"/>
-          <w:bCs w:val="0"/>
-          <w:sz w:val="22"/>
-          <w:szCs w:val="22"/>
-          <w:u w:val="single"/>
+          <w:rFonts w:hint="default" w:ascii="Arial" w:hAnsi="Arial" w:cs="Arial"/>
+          <w:b/>
+          <w:bCs/>
+          <w:sz w:val="24"/>
+          <w:szCs w:val="24"/>
+          <w:u w:val="none"/>
           <w:lang w:val="en-US"/>
         </w:rPr>
         <w:t>${</w:t>
       </w:r>
       <w:r>
         <w:rPr>
-          <w:rFonts w:hint="default" w:ascii="Arial Rounded MT Bold" w:hAnsi="Arial Rounded MT Bold" w:cs="Arial Rounded MT Bold"/>
-          <w:b w:val="0"/>
-          <w:bCs w:val="0"/>
-          <w:sz w:val="22"/>
-          <w:szCs w:val="22"/>
-          <w:u w:val="single"/>
+          <w:rFonts w:hint="default" w:ascii="Arial" w:hAnsi="Arial" w:cs="Arial"/>
+          <w:b/>
+          <w:bCs/>
+          <w:sz w:val="24"/>
+          <w:szCs w:val="24"/>
+          <w:u w:val="none"/>
           <w:lang w:val="en-PH"/>
         </w:rPr>
-        <w:t>middle_name</w:t>
-      </w:r>
-      <w:r>
-        <w:rPr>
-          <w:rFonts w:hint="default" w:ascii="Arial Rounded MT Bold" w:hAnsi="Arial Rounded MT Bold" w:cs="Arial Rounded MT Bold"/>
-          <w:b w:val="0"/>
-          <w:bCs w:val="0"/>
-          <w:sz w:val="22"/>
-          <w:szCs w:val="22"/>
-          <w:u w:val="single"/>
-          <w:lang w:val="en-US"/>
-        </w:rPr>
-        <w:t>}</w:t>
-      </w:r>
-      <w:r>
-        <w:rPr>
-          <w:rFonts w:hint="default" w:ascii="Arial Rounded MT Bold" w:hAnsi="Arial Rounded MT Bold" w:cs="Arial Rounded MT Bold"/>
-          <w:b w:val="0"/>
-          <w:bCs w:val="0"/>
-          <w:sz w:val="22"/>
-          <w:szCs w:val="22"/>
-          <w:u w:val="single"/>
-          <w:lang w:val="en-PH"/>
+        <w:t>last_name}</w:t>
+      </w:r>
+      <w:r>
+        <w:rPr>
+          <w:rFonts w:hint="default" w:ascii="Arial" w:hAnsi="Arial" w:cs="Arial"/>
+          <w:b/>
+          <w:bCs/>
+          <w:sz w:val="24"/>
+          <w:szCs w:val="24"/>
+          <w:u w:val="none"/>
         </w:rPr>
         <w:t xml:space="preserve"> </w:t>
       </w:r>
       <w:r>
         <w:rPr>
-          <w:rFonts w:hint="default" w:ascii="Arial Rounded MT Bold" w:hAnsi="Arial Rounded MT Bold" w:cs="Arial Rounded MT Bold"/>
-          <w:b w:val="0"/>
-          <w:bCs w:val="0"/>
-          <w:sz w:val="22"/>
-          <w:szCs w:val="22"/>
-          <w:u w:val="single"/>
-          <w:lang w:val="en-US"/>
-        </w:rPr>
-        <w:t>${</w:t>
-      </w:r>
-      <w:r>
-        <w:rPr>
-          <w:rFonts w:hint="default" w:ascii="Arial Rounded MT Bold" w:hAnsi="Arial Rounded MT Bold" w:cs="Arial Rounded MT Bold"/>
-          <w:b w:val="0"/>
-          <w:bCs w:val="0"/>
-          <w:sz w:val="22"/>
-          <w:szCs w:val="22"/>
-          <w:u w:val="single"/>
-          <w:lang w:val="en-PH"/>
-        </w:rPr>
-        <w:t>last_name}</w:t>
-      </w:r>
-      <w:r>
-        <w:rPr>
-          <w:rFonts w:ascii="Bahnschrift Light" w:hAnsi="Bahnschrift Light"/>
-          <w:sz w:val="24"/>
-          <w:szCs w:val="24"/>
-        </w:rPr>
-        <w:t xml:space="preserve"> OF LEGAL AGE, IS A BONAFIDE RESIDENT OF THIS BARANGAY AT BALAS MEXICO, PAMPANGA , A REGISTERED BUSINESS OWNER IN THIS BA</w:t>
+          <w:rFonts w:hint="default" w:ascii="Arial" w:hAnsi="Arial" w:cs="Arial"/>
+          <w:sz w:val="24"/>
+          <w:szCs w:val="24"/>
+        </w:rPr>
+        <w:t>OF LEGAL AGE, IS A BONAFIDE RESIDENT OF THIS BARANGAY AT BALAS MEXICO, PAMPANGA , A REGISTERED BUSINESS OWNER IN THIS BARANGAY AND THAT THIS BUSINESS WAS EFFECTED BY THE COVID-19 PANDEMIC .</w:t>
+      </w:r>
+    </w:p>
+    <w:p>
+      <w:pPr>
+        <w:pStyle w:val="10"/>
+        <w:rPr>
+          <w:rFonts w:hint="default" w:ascii="Arial" w:hAnsi="Arial" w:cs="Arial"/>
+          <w:sz w:val="24"/>
+          <w:szCs w:val="24"/>
+        </w:rPr>
+      </w:pPr>
+    </w:p>
+    <w:p>
+      <w:pPr>
+        <w:pStyle w:val="10"/>
+        <w:rPr>
+          <w:rFonts w:hint="default" w:ascii="Arial" w:hAnsi="Arial" w:cs="Arial"/>
+          <w:sz w:val="24"/>
+          <w:szCs w:val="24"/>
+        </w:rPr>
+      </w:pPr>
+    </w:p>
+    <w:p>
+      <w:pPr>
+        <w:pStyle w:val="10"/>
+        <w:rPr>
+          <w:rFonts w:hint="default" w:ascii="Arial" w:hAnsi="Arial" w:cs="Arial"/>
+          <w:b/>
+          <w:sz w:val="24"/>
+          <w:szCs w:val="24"/>
+        </w:rPr>
+      </w:pPr>
+      <w:r>
+        <w:rPr>
+          <w:rFonts w:hint="default" w:ascii="Arial" w:hAnsi="Arial" w:cs="Arial"/>
+          <w:sz w:val="24"/>
+          <w:szCs w:val="24"/>
+        </w:rPr>
+        <w:t xml:space="preserve">                      CERTIFICATION IS BEING ISSUED AS A REQUIREMENTS PROVIDED BY THE </w:t>
+      </w:r>
+      <w:r>
+        <w:rPr>
+          <w:rFonts w:hint="default" w:ascii="Arial" w:hAnsi="Arial" w:cs="Arial"/>
+          <w:b/>
+          <w:sz w:val="24"/>
+          <w:szCs w:val="24"/>
+        </w:rPr>
+        <w:t>DEPARTMENT OF TRADE AND INDUSTRY</w:t>
+      </w:r>
+      <w:r>
+        <w:rPr>
+          <w:rFonts w:hint="default" w:ascii="Arial" w:hAnsi="Arial" w:cs="Arial"/>
+          <w:sz w:val="24"/>
+          <w:szCs w:val="24"/>
+        </w:rPr>
+        <w:t xml:space="preserve"> PAMPANGA IN THE </w:t>
+      </w:r>
+      <w:r>
+        <w:rPr>
+          <w:rFonts w:hint="default" w:ascii="Arial" w:hAnsi="Arial" w:cs="Arial"/>
+          <w:b/>
+          <w:sz w:val="24"/>
+          <w:szCs w:val="24"/>
+        </w:rPr>
+        <w:t>PANGKABUHAYAN SA</w:t>
+      </w:r>
+      <w:r>
+        <w:rPr>
+          <w:rFonts w:hint="default" w:ascii="Arial" w:hAnsi="Arial" w:cs="Arial"/>
+          <w:sz w:val="24"/>
+          <w:szCs w:val="24"/>
+        </w:rPr>
+        <w:t xml:space="preserve"> </w:t>
+      </w:r>
+      <w:r>
+        <w:rPr>
+          <w:rFonts w:hint="default" w:ascii="Arial" w:hAnsi="Arial" w:cs="Arial"/>
+          <w:b/>
+          <w:sz w:val="24"/>
+          <w:szCs w:val="24"/>
+        </w:rPr>
+        <w:t>PAGBANGON AT GINHAWA ( PPG ) PROGRAM.</w:t>
+      </w:r>
+    </w:p>
+    <w:p>
+      <w:pPr>
+        <w:pStyle w:val="10"/>
+        <w:rPr>
+          <w:rFonts w:hint="default" w:ascii="Arial" w:hAnsi="Arial" w:cs="Arial"/>
+          <w:b/>
+          <w:sz w:val="24"/>
+          <w:szCs w:val="24"/>
+        </w:rPr>
+      </w:pPr>
+    </w:p>
+    <w:p>
+      <w:pPr>
+        <w:pStyle w:val="10"/>
+        <w:rPr>
+          <w:rFonts w:hint="default" w:ascii="Arial" w:hAnsi="Arial" w:cs="Arial"/>
+          <w:sz w:val="24"/>
+          <w:szCs w:val="24"/>
+        </w:rPr>
+      </w:pPr>
+    </w:p>
+    <w:p>
+      <w:pPr>
+        <w:pStyle w:val="10"/>
+        <w:rPr>
+          <w:rFonts w:hint="default" w:ascii="Arial" w:hAnsi="Arial" w:cs="Arial"/>
+          <w:sz w:val="24"/>
+          <w:szCs w:val="24"/>
+        </w:rPr>
+      </w:pPr>
+    </w:p>
+    <w:p>
+      <w:pPr>
+        <w:pStyle w:val="10"/>
+        <w:rPr>
+          <w:rFonts w:hint="default" w:ascii="Arial" w:hAnsi="Arial" w:cs="Arial"/>
+          <w:sz w:val="24"/>
+          <w:szCs w:val="24"/>
+        </w:rPr>
+      </w:pPr>
+      <w:r>
+        <w:rPr>
+          <w:rFonts w:hint="default" w:ascii="Arial" w:hAnsi="Arial" w:cs="Arial"/>
+          <w:sz w:val="24"/>
+          <w:szCs w:val="24"/>
+        </w:rPr>
+        <w:t xml:space="preserve">                      </w:t>
       </w:r>
       <w:bookmarkStart w:id="0" w:name="_GoBack"/>
       <w:bookmarkEnd w:id="0"/>
       <w:r>
         <w:rPr>
-          <w:rFonts w:ascii="Bahnschrift Light" w:hAnsi="Bahnschrift Light"/>
-          <w:sz w:val="24"/>
-          <w:szCs w:val="24"/>
-        </w:rPr>
-        <w:t>RANGAY AND THAT THIS BUSINESS WAS EFFECTED BY THE COVID-19 PANDEMIC .</w:t>
-      </w:r>
-    </w:p>
-    <w:p>
-      <w:pPr>
-        <w:pStyle w:val="10"/>
-        <w:rPr>
-          <w:rFonts w:ascii="Bahnschrift Light" w:hAnsi="Bahnschrift Light"/>
-          <w:sz w:val="24"/>
-          <w:szCs w:val="24"/>
-        </w:rPr>
-      </w:pPr>
-    </w:p>
-    <w:p>
-      <w:pPr>
-        <w:pStyle w:val="10"/>
-        <w:rPr>
-          <w:rFonts w:ascii="Bahnschrift Light" w:hAnsi="Bahnschrift Light"/>
-          <w:sz w:val="24"/>
-          <w:szCs w:val="24"/>
-        </w:rPr>
-      </w:pPr>
-    </w:p>
-    <w:p>
-      <w:pPr>
-        <w:pStyle w:val="10"/>
-        <w:rPr>
-          <w:rFonts w:ascii="Bahnschrift Light" w:hAnsi="Bahnschrift Light"/>
-          <w:b/>
-          <w:sz w:val="24"/>
-          <w:szCs w:val="24"/>
-        </w:rPr>
-      </w:pPr>
-      <w:r>
-        <w:rPr>
-          <w:rFonts w:ascii="Bahnschrift Light" w:hAnsi="Bahnschrift Light"/>
-          <w:sz w:val="24"/>
-          <w:szCs w:val="24"/>
-        </w:rPr>
-        <w:t xml:space="preserve">                      CERTIFICATION IS BEING ISSUED AS A REQUIREMENTS PROVIDED BY THE </w:t>
-      </w:r>
-      <w:r>
-        <w:rPr>
-          <w:rFonts w:ascii="Bahnschrift Light" w:hAnsi="Bahnschrift Light"/>
-          <w:b/>
-          <w:sz w:val="24"/>
-          <w:szCs w:val="24"/>
-        </w:rPr>
-        <w:t>DEPARTMENT OF TRADE AND INDUSTRY</w:t>
-      </w:r>
-      <w:r>
-        <w:rPr>
-          <w:rFonts w:ascii="Bahnschrift Light" w:hAnsi="Bahnschrift Light"/>
-          <w:sz w:val="24"/>
-          <w:szCs w:val="24"/>
-        </w:rPr>
-        <w:t xml:space="preserve"> PAMPANGA IN THE </w:t>
-      </w:r>
-      <w:r>
-        <w:rPr>
-          <w:rFonts w:ascii="Bahnschrift Light" w:hAnsi="Bahnschrift Light"/>
-          <w:b/>
-          <w:sz w:val="24"/>
-          <w:szCs w:val="24"/>
-        </w:rPr>
-        <w:t>PANGKABUHAYAN SA</w:t>
-      </w:r>
-      <w:r>
-        <w:rPr>
-          <w:rFonts w:ascii="Bahnschrift Light" w:hAnsi="Bahnschrift Light"/>
-          <w:sz w:val="24"/>
-          <w:szCs w:val="24"/>
-        </w:rPr>
-        <w:t xml:space="preserve"> </w:t>
-      </w:r>
-      <w:r>
-        <w:rPr>
-          <w:rFonts w:ascii="Bahnschrift Light" w:hAnsi="Bahnschrift Light"/>
-          <w:b/>
-          <w:sz w:val="24"/>
-          <w:szCs w:val="24"/>
-        </w:rPr>
-        <w:t>PAGBANGON AT GINHAWA ( PPG ) PROGRAM.</w:t>
-      </w:r>
-    </w:p>
-    <w:p>
-      <w:pPr>
-        <w:pStyle w:val="10"/>
-        <w:rPr>
-          <w:rFonts w:ascii="Bahnschrift Light" w:hAnsi="Bahnschrift Light"/>
-          <w:b/>
-          <w:sz w:val="24"/>
-          <w:szCs w:val="24"/>
-        </w:rPr>
-      </w:pPr>
-    </w:p>
-    <w:p>
-      <w:pPr>
-        <w:pStyle w:val="10"/>
-        <w:rPr>
-          <w:rFonts w:ascii="Bahnschrift Light" w:hAnsi="Bahnschrift Light"/>
-          <w:sz w:val="24"/>
-          <w:szCs w:val="24"/>
-        </w:rPr>
-      </w:pPr>
-    </w:p>
-    <w:p>
-      <w:pPr>
-        <w:pStyle w:val="10"/>
-        <w:rPr>
-          <w:rFonts w:ascii="Bahnschrift Light" w:hAnsi="Bahnschrift Light"/>
-          <w:sz w:val="24"/>
-          <w:szCs w:val="24"/>
-        </w:rPr>
-      </w:pPr>
-    </w:p>
-    <w:p>
-      <w:pPr>
-        <w:pStyle w:val="10"/>
-        <w:rPr>
-          <w:rFonts w:ascii="Bahnschrift Light" w:hAnsi="Bahnschrift Light"/>
-          <w:sz w:val="24"/>
-          <w:szCs w:val="24"/>
-        </w:rPr>
-      </w:pPr>
-      <w:r>
-        <w:rPr>
-          <w:rFonts w:ascii="Bahnschrift Light" w:hAnsi="Bahnschrift Light"/>
-          <w:sz w:val="24"/>
-          <w:szCs w:val="24"/>
-        </w:rPr>
-        <w:t xml:space="preserve">                      GIVEN THIS</w:t>
-      </w:r>
-      <w:r>
-        <w:rPr>
-          <w:rFonts w:hint="default" w:ascii="Bahnschrift Light" w:hAnsi="Bahnschrift Light"/>
+          <w:rFonts w:hint="default" w:ascii="Arial" w:hAnsi="Arial" w:cs="Arial"/>
+          <w:b/>
+          <w:bCs/>
           <w:sz w:val="24"/>
           <w:szCs w:val="24"/>
           <w:lang w:val="en-PH"/>
         </w:rPr>
-        <w:t xml:space="preserve"> </w:t>
-      </w:r>
-      <w:r>
-        <w:rPr>
-          <w:rFonts w:hint="default" w:ascii="Bahnschrift Light" w:hAnsi="Bahnschrift Light"/>
+        <w:t>$</w:t>
+      </w:r>
+      <w:r>
+        <w:rPr>
+          <w:rFonts w:hint="default" w:ascii="Arial" w:hAnsi="Arial"/>
           <w:b/>
           <w:bCs/>
           <w:sz w:val="24"/>
           <w:szCs w:val="24"/>
-          <w:lang w:val="en-PH"/>
-        </w:rPr>
-        <w:t>${date_requested}</w:t>
-      </w:r>
-      <w:r>
-        <w:rPr>
-          <w:rFonts w:ascii="Bahnschrift Light" w:hAnsi="Bahnschrift Light"/>
+        </w:rPr>
+        <w:t>{issued_date}</w:t>
+      </w:r>
+      <w:r>
+        <w:rPr>
+          <w:rFonts w:hint="default" w:ascii="Arial" w:hAnsi="Arial" w:cs="Arial"/>
           <w:sz w:val="24"/>
           <w:szCs w:val="24"/>
         </w:rPr>
@@ -1145,85 +1161,85 @@
       <w:pPr>
         <w:pStyle w:val="10"/>
         <w:rPr>
-          <w:rFonts w:ascii="Bahnschrift Light" w:hAnsi="Bahnschrift Light"/>
-          <w:sz w:val="24"/>
-          <w:szCs w:val="24"/>
-        </w:rPr>
-      </w:pPr>
-    </w:p>
-    <w:p>
-      <w:pPr>
-        <w:pStyle w:val="10"/>
-        <w:rPr>
-          <w:rFonts w:ascii="Bahnschrift Light" w:hAnsi="Bahnschrift Light"/>
-          <w:sz w:val="24"/>
-          <w:szCs w:val="24"/>
-        </w:rPr>
-      </w:pPr>
-    </w:p>
-    <w:p>
-      <w:pPr>
-        <w:pStyle w:val="10"/>
-        <w:rPr>
-          <w:rFonts w:ascii="Bahnschrift Light" w:hAnsi="Bahnschrift Light"/>
-          <w:sz w:val="24"/>
-          <w:szCs w:val="24"/>
-        </w:rPr>
-      </w:pPr>
-    </w:p>
-    <w:p>
-      <w:pPr>
-        <w:pStyle w:val="10"/>
-        <w:rPr>
-          <w:rFonts w:ascii="Bahnschrift Light" w:hAnsi="Bahnschrift Light"/>
-          <w:sz w:val="24"/>
-          <w:szCs w:val="24"/>
-        </w:rPr>
-      </w:pPr>
-    </w:p>
-    <w:p>
-      <w:pPr>
-        <w:pStyle w:val="10"/>
-        <w:rPr>
-          <w:rFonts w:ascii="Bahnschrift Light" w:hAnsi="Bahnschrift Light"/>
-          <w:sz w:val="24"/>
-          <w:szCs w:val="24"/>
-        </w:rPr>
-      </w:pPr>
-    </w:p>
-    <w:p>
-      <w:pPr>
-        <w:pStyle w:val="10"/>
-        <w:rPr>
-          <w:rFonts w:ascii="Bahnschrift Light" w:hAnsi="Bahnschrift Light"/>
-          <w:sz w:val="24"/>
-          <w:szCs w:val="24"/>
-        </w:rPr>
-      </w:pPr>
-    </w:p>
-    <w:p>
-      <w:pPr>
-        <w:pStyle w:val="10"/>
-        <w:rPr>
-          <w:rFonts w:ascii="Bahnschrift Light" w:hAnsi="Bahnschrift Light"/>
-          <w:sz w:val="24"/>
-          <w:szCs w:val="24"/>
-        </w:rPr>
-      </w:pPr>
-    </w:p>
-    <w:p>
-      <w:pPr>
-        <w:pStyle w:val="10"/>
-        <w:rPr>
-          <w:rFonts w:ascii="Bahnschrift Light" w:hAnsi="Bahnschrift Light"/>
-          <w:b/>
-          <w:sz w:val="24"/>
-          <w:szCs w:val="24"/>
-        </w:rPr>
-      </w:pPr>
-      <w:r>
-        <w:rPr>
-          <w:rFonts w:ascii="Bahnschrift Light" w:hAnsi="Bahnschrift Light"/>
+          <w:rFonts w:hint="default" w:ascii="Arial" w:hAnsi="Arial" w:cs="Arial"/>
+          <w:sz w:val="24"/>
+          <w:szCs w:val="24"/>
+        </w:rPr>
+      </w:pPr>
+    </w:p>
+    <w:p>
+      <w:pPr>
+        <w:pStyle w:val="10"/>
+        <w:rPr>
+          <w:rFonts w:hint="default" w:ascii="Arial" w:hAnsi="Arial" w:cs="Arial"/>
+          <w:sz w:val="24"/>
+          <w:szCs w:val="24"/>
+        </w:rPr>
+      </w:pPr>
+    </w:p>
+    <w:p>
+      <w:pPr>
+        <w:pStyle w:val="10"/>
+        <w:rPr>
+          <w:rFonts w:hint="default" w:ascii="Arial" w:hAnsi="Arial" w:cs="Arial"/>
+          <w:sz w:val="24"/>
+          <w:szCs w:val="24"/>
+        </w:rPr>
+      </w:pPr>
+    </w:p>
+    <w:p>
+      <w:pPr>
+        <w:pStyle w:val="10"/>
+        <w:rPr>
+          <w:rFonts w:hint="default" w:ascii="Arial" w:hAnsi="Arial" w:cs="Arial"/>
+          <w:sz w:val="24"/>
+          <w:szCs w:val="24"/>
+        </w:rPr>
+      </w:pPr>
+    </w:p>
+    <w:p>
+      <w:pPr>
+        <w:pStyle w:val="10"/>
+        <w:rPr>
+          <w:rFonts w:hint="default" w:ascii="Arial" w:hAnsi="Arial" w:cs="Arial"/>
+          <w:sz w:val="24"/>
+          <w:szCs w:val="24"/>
+        </w:rPr>
+      </w:pPr>
+    </w:p>
+    <w:p>
+      <w:pPr>
+        <w:pStyle w:val="10"/>
+        <w:rPr>
+          <w:rFonts w:hint="default" w:ascii="Arial" w:hAnsi="Arial" w:cs="Arial"/>
+          <w:sz w:val="24"/>
+          <w:szCs w:val="24"/>
+        </w:rPr>
+      </w:pPr>
+    </w:p>
+    <w:p>
+      <w:pPr>
+        <w:pStyle w:val="10"/>
+        <w:rPr>
+          <w:rFonts w:hint="default" w:ascii="Arial" w:hAnsi="Arial" w:cs="Arial"/>
+          <w:sz w:val="24"/>
+          <w:szCs w:val="24"/>
+        </w:rPr>
+      </w:pPr>
+    </w:p>
+    <w:p>
+      <w:pPr>
+        <w:pStyle w:val="10"/>
+        <w:rPr>
+          <w:rFonts w:hint="default" w:ascii="Arial" w:hAnsi="Arial" w:cs="Arial"/>
+          <w:b/>
+          <w:sz w:val="24"/>
+          <w:szCs w:val="24"/>
+        </w:rPr>
+      </w:pPr>
+      <w:r>
+        <w:rPr>
+          <w:rFonts w:hint="default" w:ascii="Arial" w:hAnsi="Arial" w:cs="Arial"/>
           <w:b/>
           <w:sz w:val="24"/>
           <w:szCs w:val="24"/>
@@ -1235,14 +1251,14 @@
       <w:pPr>
         <w:pStyle w:val="10"/>
         <w:rPr>
-          <w:rFonts w:ascii="Bahnschrift Light" w:hAnsi="Bahnschrift Light"/>
-          <w:sz w:val="24"/>
-          <w:szCs w:val="24"/>
-        </w:rPr>
-      </w:pPr>
-      <w:r>
-        <w:rPr>
-          <w:rFonts w:ascii="Bahnschrift Light" w:hAnsi="Bahnschrift Light"/>
+          <w:rFonts w:hint="default" w:ascii="Arial" w:hAnsi="Arial" w:cs="Arial"/>
+          <w:sz w:val="24"/>
+          <w:szCs w:val="24"/>
+        </w:rPr>
+      </w:pPr>
+      <w:r>
+        <w:rPr>
+          <w:rFonts w:hint="default" w:ascii="Arial" w:hAnsi="Arial" w:cs="Arial"/>
           <w:sz w:val="24"/>
           <w:szCs w:val="24"/>
         </w:rPr>
@@ -1677,7 +1693,7 @@
     <w:lsdException w:uiPriority="99" w:name="Table Web 1"/>
     <w:lsdException w:uiPriority="99" w:name="Table Web 2"/>
     <w:lsdException w:uiPriority="99" w:name="Table Web 3"/>
-    <w:lsdException w:uiPriority="99" w:name="Balloon Text"/>
+    <w:lsdException w:qFormat="1" w:uiPriority="99" w:name="Balloon Text"/>
     <w:lsdException w:unhideWhenUsed="0" w:uiPriority="39" w:semiHidden="0" w:name="Table Grid"/>
     <w:lsdException w:uiPriority="99" w:name="Table Theme"/>
     <w:lsdException w:qFormat="1" w:unhideWhenUsed="0" w:uiPriority="1" w:semiHidden="0" w:name="No Spacing"/>
@@ -1821,6 +1837,7 @@
     <w:link w:val="11"/>
     <w:semiHidden/>
     <w:unhideWhenUsed/>
+    <w:qFormat/>
     <w:uiPriority w:val="99"/>
     <w:pPr>
       <w:spacing w:after="0" w:line="240" w:lineRule="auto"/>
@@ -1893,6 +1910,7 @@
     <w:name w:val="Footer Char"/>
     <w:basedOn w:val="2"/>
     <w:link w:val="5"/>
+    <w:qFormat/>
     <w:uiPriority w:val="99"/>
   </w:style>
   <w:style w:type="paragraph" w:styleId="10">
@@ -1918,6 +1936,7 @@
     <w:basedOn w:val="2"/>
     <w:link w:val="4"/>
     <w:semiHidden/>
+    <w:qFormat/>
     <w:uiPriority w:val="99"/>
     <w:rPr>
       <w:rFonts w:ascii="Segoe UI" w:hAnsi="Segoe UI" w:cs="Segoe UI"/>
